--- a/klagomål/A 14677-2022 FSC-klagomål.docx
+++ b/klagomål/A 14677-2022 FSC-klagomål.docx
@@ -2519,7 +2519,7 @@
     <w:r>
       <w:tab/>
       <w:tab/>
-      <w:t>2026-09-14</w:t>
+      <w:t>2026-09-15</w:t>
       <w:br/>
       <w:br/>
     </w:r>

--- a/klagomål/A 14677-2022 FSC-klagomål.docx
+++ b/klagomål/A 14677-2022 FSC-klagomål.docx
@@ -2519,7 +2519,7 @@
     <w:r>
       <w:tab/>
       <w:tab/>
-      <w:t>2026-09-15</w:t>
+      <w:t>2026-09-16</w:t>
       <w:br/>
       <w:br/>
     </w:r>

--- a/klagomål/A 14677-2022 FSC-klagomål.docx
+++ b/klagomål/A 14677-2022 FSC-klagomål.docx
@@ -178,7 +178,7 @@
       <w:r>
         <w:drawing>
           <wp:inline xmlns:a="http://schemas.openxmlformats.org/drawingml/2006/main" xmlns:pic="http://schemas.openxmlformats.org/drawingml/2006/picture">
-            <wp:extent cx="5486400" cy="3841222"/>
+            <wp:extent cx="5486400" cy="3904522"/>
             <wp:docPr id="1" name="Picture 1"/>
             <wp:cNvGraphicFramePr>
               <a:graphicFrameLocks noChangeAspect="1"/>
@@ -199,7 +199,7 @@
                   <pic:spPr>
                     <a:xfrm>
                       <a:off x="0" y="0"/>
-                      <a:ext cx="5486400" cy="3841222"/>
+                      <a:ext cx="5486400" cy="3904522"/>
                     </a:xfrm>
                     <a:prstGeom prst="rect"/>
                   </pic:spPr>
@@ -221,7 +221,7 @@
     </w:p>
     <w:p>
       <w:r>
-        <w:t>I och inom 11 meter från avverkningsanmälan finns fynd av 44 naturvårdsarter, varav 29 är rödlistade, 5 är fridlysta, 29 är typiska (T) och 12 är signalarter (S): blackticka (VU), garnlav (VU, T), gränsticka (VU, T), knärot (VU, T, §8), lappticka (VU, T), liten hornflikmossa (VU), mjölig dropplav (VU), mörk rödprick (VU), rostskinn (VU), Skeletocutis delicata (VU), skuggnål (VU), smalskaftslav (VU), ulltickeporing (VU), brunpudrad nållav (NT, T), doftskinn (NT, T), dropptaggsvamp (NT, T), gammelgransskål (NT, T), kolflarnlav (NT, T), liten svartspik (NT), lunglav (NT, T), rosenticka (NT, T), rynkskinn (NT, T), skogshare (NT), stjärntagging (NT, T), talltita (NT, §4), tretåig hackspett (NT, T, §4), ullticka (NT, T), violettgrå tagellav (NT, T), vitgrynig nållav (NT), barkkornlav (S, T), blodticka (S, T), bårdlav (S, T), gulnål (S, T), kornig nållav (S, T), luddlav (S, T), norrlandslav (S, T), rostfläck (S, T), skinnlav (S, T), stuplav (S, T), trådticka (S, T), vedticka (S, T), hultbräken (T), fläcknycklar (§8) och revlummer (§9). Se Figur 1.</w:t>
+        <w:t>I och inom 11 meter från avverkningsanmälan finns fynd av 45 naturvårdsarter, varav 30 är rödlistade, 5 är fridlysta, 30 är typiska (T) och 12 är signalarter (S): blackticka (VU), garnlav (VU, T), gränsticka (VU, T), knärot (VU, T, §8), lappticka (VU, T), liten hornflikmossa (VU), mjölig dropplav (VU), mörk rödprick (VU), rostskinn (VU), Skeletocutis delicata (VU), skuggnål (VU), smalskaftslav (VU), ulltickeporing (VU), brunpudrad nållav (NT, T), doftskinn (NT, T), dropptaggsvamp (NT, T), gammelgransskål (NT, T), kolflarnlav (NT, T), liten svartspik (NT), lunglav (NT, T), rosenticka (NT, T), rynkskinn (NT, T), skogshare (NT), stjärntagging (NT, T), talltita (NT, §4), tretåig hackspett (NT, T, §4), ullticka (NT, T), vedtrappmossa (NT, T), violettgrå tagellav (NT, T), vitgrynig nållav (NT), barkkornlav (S, T), blodticka (S, T), bårdlav (S, T), gulnål (S, T), kornig nållav (S, T), luddlav (S, T), norrlandslav (S, T), rostfläck (S, T), skinnlav (S, T), stuplav (S, T), trådticka (S, T), vedticka (S, T), hultbräken (T), fläcknycklar (§8) och revlummer (§9). Se Figur 1.</w:t>
       </w:r>
     </w:p>
     <w:p>
@@ -890,6 +890,26 @@
         <w:rPr>
           <w:b/>
         </w:rPr>
+        <w:t xml:space="preserve">Vedtrappmossa (NT) </w:t>
+      </w:r>
+      <w:r>
+        <w:t xml:space="preserve">växer på död ved, främst i gammal granskog. Den förekommer knappast alls i fjällnära barrskogar utan finns i skogslandskapet nedom fjällen och framför allt i landets södra delar är den en mycket bra signalart för barrnaturskog med höga naturvärden. Skogsavverkning och brist på grov död ved i skogen är de allvarligaste hoten och den överlever inte kalhyggesbruk. Lokaler med sluten granskog, tillräckligt stora för att säkerställa ett kontinuerligt tillskott på grova lågor, bör undantas från storskaligt skogsbruk. Vedtrappmossa är typisk art för </w:t>
+      </w:r>
+      <w:r>
+        <w:rPr>
+          <w:i/>
+        </w:rPr>
+        <w:t>9010 Taiga</w:t>
+      </w:r>
+      <w:r>
+        <w:t xml:space="preserve"> (SLU Artdatabanken, 2024).</w:t>
+      </w:r>
+    </w:p>
+    <w:p>
+      <w:r>
+        <w:rPr>
+          <w:b/>
+        </w:rPr>
         <w:t>Violettgrå tagellav (NT)</w:t>
       </w:r>
       <w:r>
@@ -1416,7 +1436,7 @@
         <w:rPr>
           <w:i/>
         </w:rPr>
-        <w:t>I det avverkningsanmälda skogsområdet har 41 rödlistade arter och signalarter påträffats. Detta ska jämföras med Skogsstyrelsens uppföljning 2017 av nyckelbiotoper som visade att man i genomsnitt hittar 20,6 olika rödlistade arter och signalarter i en nyckelbiotop (Wijk, S. 2017. Biologisk mångfald i nyckelbiotoper – Resultat från inventeringen “Uppföljning biologisk mångfald” 2009–2015. Rapport 4/2017 Skogsstyrelsen, Jönköping).</w:t>
+        <w:t>I det avverkningsanmälda skogsområdet har 42 rödlistade arter och signalarter påträffats. Detta ska jämföras med Skogsstyrelsens uppföljning 2017 av nyckelbiotoper som visade att man i genomsnitt hittar 20,6 olika rödlistade arter och signalarter i en nyckelbiotop (Wijk, S. 2017. Biologisk mångfald i nyckelbiotoper – Resultat från inventeringen “Uppföljning biologisk mångfald” 2009–2015. Rapport 4/2017 Skogsstyrelsen, Jönköping).</w:t>
       </w:r>
     </w:p>
     <w:p>
@@ -1445,7 +1465,7 @@
         <w:rPr>
           <w:i/>
         </w:rPr>
-        <w:t>I det avverkningsanmälda skogsområdet har 44 naturvårdsarter varav 29 rödlistade arter sina livsmiljöer och växtplatser.</w:t>
+        <w:t>I det avverkningsanmälda skogsområdet har 45 naturvårdsarter varav 30 rödlistade arter sina livsmiljöer och växtplatser.</w:t>
       </w:r>
     </w:p>
     <w:p>
@@ -2519,7 +2539,7 @@
     <w:r>
       <w:tab/>
       <w:tab/>
-      <w:t>2026-09-16</w:t>
+      <w:t>2026-09-17</w:t>
       <w:br/>
       <w:br/>
     </w:r>

--- a/klagomål/A 14677-2022 FSC-klagomål.docx
+++ b/klagomål/A 14677-2022 FSC-klagomål.docx
@@ -2539,7 +2539,7 @@
     <w:r>
       <w:tab/>
       <w:tab/>
-      <w:t>2026-09-17</w:t>
+      <w:t>2026-09-18</w:t>
       <w:br/>
       <w:br/>
     </w:r>

--- a/klagomål/A 14677-2022 FSC-klagomål.docx
+++ b/klagomål/A 14677-2022 FSC-klagomål.docx
@@ -2539,7 +2539,7 @@
     <w:r>
       <w:tab/>
       <w:tab/>
-      <w:t>2026-09-18</w:t>
+      <w:t>2026-09-19</w:t>
       <w:br/>
       <w:br/>
     </w:r>

--- a/klagomål/A 14677-2022 FSC-klagomål.docx
+++ b/klagomål/A 14677-2022 FSC-klagomål.docx
@@ -2539,7 +2539,7 @@
     <w:r>
       <w:tab/>
       <w:tab/>
-      <w:t>2026-09-19</w:t>
+      <w:t>2026-09-21</w:t>
       <w:br/>
       <w:br/>
     </w:r>

--- a/klagomål/A 14677-2022 FSC-klagomål.docx
+++ b/klagomål/A 14677-2022 FSC-klagomål.docx
@@ -2539,7 +2539,7 @@
     <w:r>
       <w:tab/>
       <w:tab/>
-      <w:t>2026-09-21</w:t>
+      <w:t>2026-09-23</w:t>
       <w:br/>
       <w:br/>
     </w:r>

--- a/klagomål/A 14677-2022 FSC-klagomål.docx
+++ b/klagomål/A 14677-2022 FSC-klagomål.docx
@@ -2539,7 +2539,7 @@
     <w:r>
       <w:tab/>
       <w:tab/>
-      <w:t>2026-09-23</w:t>
+      <w:t>2026-09-24</w:t>
       <w:br/>
       <w:br/>
     </w:r>

--- a/klagomål/A 14677-2022 FSC-klagomål.docx
+++ b/klagomål/A 14677-2022 FSC-klagomål.docx
@@ -2539,7 +2539,7 @@
     <w:r>
       <w:tab/>
       <w:tab/>
-      <w:t>2026-09-24</w:t>
+      <w:t>2026-09-25</w:t>
       <w:br/>
       <w:br/>
     </w:r>

--- a/klagomål/A 14677-2022 FSC-klagomål.docx
+++ b/klagomål/A 14677-2022 FSC-klagomål.docx
@@ -2539,7 +2539,7 @@
     <w:r>
       <w:tab/>
       <w:tab/>
-      <w:t>2026-09-25</w:t>
+      <w:t>2026-09-26</w:t>
       <w:br/>
       <w:br/>
     </w:r>

--- a/klagomål/A 14677-2022 FSC-klagomål.docx
+++ b/klagomål/A 14677-2022 FSC-klagomål.docx
@@ -2539,7 +2539,7 @@
     <w:r>
       <w:tab/>
       <w:tab/>
-      <w:t>2026-09-26</w:t>
+      <w:t>2026-09-27</w:t>
       <w:br/>
       <w:br/>
     </w:r>

--- a/klagomål/A 14677-2022 FSC-klagomål.docx
+++ b/klagomål/A 14677-2022 FSC-klagomål.docx
@@ -2539,7 +2539,7 @@
     <w:r>
       <w:tab/>
       <w:tab/>
-      <w:t>2026-09-27</w:t>
+      <w:t>2026-09-28</w:t>
       <w:br/>
       <w:br/>
     </w:r>

--- a/klagomål/A 14677-2022 FSC-klagomål.docx
+++ b/klagomål/A 14677-2022 FSC-klagomål.docx
@@ -2539,7 +2539,7 @@
     <w:r>
       <w:tab/>
       <w:tab/>
-      <w:t>2026-09-28</w:t>
+      <w:t>2026-09-29</w:t>
       <w:br/>
       <w:br/>
     </w:r>

--- a/klagomål/A 14677-2022 FSC-klagomål.docx
+++ b/klagomål/A 14677-2022 FSC-klagomål.docx
@@ -2539,7 +2539,7 @@
     <w:r>
       <w:tab/>
       <w:tab/>
-      <w:t>2026-09-29</w:t>
+      <w:t>2026-09-30</w:t>
       <w:br/>
       <w:br/>
     </w:r>

--- a/klagomål/A 14677-2022 FSC-klagomål.docx
+++ b/klagomål/A 14677-2022 FSC-klagomål.docx
@@ -2539,7 +2539,7 @@
     <w:r>
       <w:tab/>
       <w:tab/>
-      <w:t>2026-09-30</w:t>
+      <w:t>2026-10-01</w:t>
       <w:br/>
       <w:br/>
     </w:r>

--- a/klagomål/A 14677-2022 FSC-klagomål.docx
+++ b/klagomål/A 14677-2022 FSC-klagomål.docx
@@ -2539,7 +2539,7 @@
     <w:r>
       <w:tab/>
       <w:tab/>
-      <w:t>2026-10-01</w:t>
+      <w:t>2026-10-02</w:t>
       <w:br/>
       <w:br/>
     </w:r>

--- a/klagomål/A 14677-2022 FSC-klagomål.docx
+++ b/klagomål/A 14677-2022 FSC-klagomål.docx
@@ -2539,7 +2539,7 @@
     <w:r>
       <w:tab/>
       <w:tab/>
-      <w:t>2026-10-02</w:t>
+      <w:t>2026-10-03</w:t>
       <w:br/>
       <w:br/>
     </w:r>

--- a/klagomål/A 14677-2022 FSC-klagomål.docx
+++ b/klagomål/A 14677-2022 FSC-klagomål.docx
@@ -2539,7 +2539,7 @@
     <w:r>
       <w:tab/>
       <w:tab/>
-      <w:t>2026-10-03</w:t>
+      <w:t>2026-10-04</w:t>
       <w:br/>
       <w:br/>
     </w:r>

--- a/klagomål/A 14677-2022 FSC-klagomål.docx
+++ b/klagomål/A 14677-2022 FSC-klagomål.docx
@@ -2539,7 +2539,7 @@
     <w:r>
       <w:tab/>
       <w:tab/>
-      <w:t>2026-10-04</w:t>
+      <w:t>2026-10-05</w:t>
       <w:br/>
       <w:br/>
     </w:r>

--- a/klagomål/A 14677-2022 FSC-klagomål.docx
+++ b/klagomål/A 14677-2022 FSC-klagomål.docx
@@ -2539,7 +2539,7 @@
     <w:r>
       <w:tab/>
       <w:tab/>
-      <w:t>2026-10-05</w:t>
+      <w:t>2026-10-06</w:t>
       <w:br/>
       <w:br/>
     </w:r>

--- a/klagomål/A 14677-2022 FSC-klagomål.docx
+++ b/klagomål/A 14677-2022 FSC-klagomål.docx
@@ -2539,7 +2539,7 @@
     <w:r>
       <w:tab/>
       <w:tab/>
-      <w:t>2026-10-06</w:t>
+      <w:t>2026-10-07</w:t>
       <w:br/>
       <w:br/>
     </w:r>

--- a/klagomål/A 14677-2022 FSC-klagomål.docx
+++ b/klagomål/A 14677-2022 FSC-klagomål.docx
@@ -2539,7 +2539,7 @@
     <w:r>
       <w:tab/>
       <w:tab/>
-      <w:t>2026-10-07</w:t>
+      <w:t>2026-10-08</w:t>
       <w:br/>
       <w:br/>
     </w:r>

--- a/klagomål/A 14677-2022 FSC-klagomål.docx
+++ b/klagomål/A 14677-2022 FSC-klagomål.docx
@@ -2539,7 +2539,7 @@
     <w:r>
       <w:tab/>
       <w:tab/>
-      <w:t>2026-10-08</w:t>
+      <w:t>2026-10-09</w:t>
       <w:br/>
       <w:br/>
     </w:r>

--- a/klagomål/A 14677-2022 FSC-klagomål.docx
+++ b/klagomål/A 14677-2022 FSC-klagomål.docx
@@ -2539,7 +2539,7 @@
     <w:r>
       <w:tab/>
       <w:tab/>
-      <w:t>2026-10-09</w:t>
+      <w:t>2026-10-10</w:t>
       <w:br/>
       <w:br/>
     </w:r>

--- a/klagomål/A 14677-2022 FSC-klagomål.docx
+++ b/klagomål/A 14677-2022 FSC-klagomål.docx
@@ -2539,7 +2539,7 @@
     <w:r>
       <w:tab/>
       <w:tab/>
-      <w:t>2026-10-10</w:t>
+      <w:t>2026-10-11</w:t>
       <w:br/>
       <w:br/>
     </w:r>

--- a/klagomål/A 14677-2022 FSC-klagomål.docx
+++ b/klagomål/A 14677-2022 FSC-klagomål.docx
@@ -2539,7 +2539,7 @@
     <w:r>
       <w:tab/>
       <w:tab/>
-      <w:t>2026-10-11</w:t>
+      <w:t>2026-10-12</w:t>
       <w:br/>
       <w:br/>
     </w:r>

--- a/klagomål/A 14677-2022 FSC-klagomål.docx
+++ b/klagomål/A 14677-2022 FSC-klagomål.docx
@@ -2539,7 +2539,7 @@
     <w:r>
       <w:tab/>
       <w:tab/>
-      <w:t>2026-10-12</w:t>
+      <w:t>2026-10-13</w:t>
       <w:br/>
       <w:br/>
     </w:r>

--- a/klagomål/A 14677-2022 FSC-klagomål.docx
+++ b/klagomål/A 14677-2022 FSC-klagomål.docx
@@ -2539,7 +2539,7 @@
     <w:r>
       <w:tab/>
       <w:tab/>
-      <w:t>2026-10-13</w:t>
+      <w:t>2026-10-14</w:t>
       <w:br/>
       <w:br/>
     </w:r>

--- a/klagomål/A 14677-2022 FSC-klagomål.docx
+++ b/klagomål/A 14677-2022 FSC-klagomål.docx
@@ -2539,7 +2539,7 @@
     <w:r>
       <w:tab/>
       <w:tab/>
-      <w:t>2026-10-14</w:t>
+      <w:t>2026-10-15</w:t>
       <w:br/>
       <w:br/>
     </w:r>

--- a/klagomål/A 14677-2022 FSC-klagomål.docx
+++ b/klagomål/A 14677-2022 FSC-klagomål.docx
@@ -2539,7 +2539,7 @@
     <w:r>
       <w:tab/>
       <w:tab/>
-      <w:t>2026-10-15</w:t>
+      <w:t>2026-10-16</w:t>
       <w:br/>
       <w:br/>
     </w:r>

--- a/klagomål/A 14677-2022 FSC-klagomål.docx
+++ b/klagomål/A 14677-2022 FSC-klagomål.docx
@@ -2539,7 +2539,7 @@
     <w:r>
       <w:tab/>
       <w:tab/>
-      <w:t>2026-10-16</w:t>
+      <w:t>2026-10-17</w:t>
       <w:br/>
       <w:br/>
     </w:r>

--- a/klagomål/A 14677-2022 FSC-klagomål.docx
+++ b/klagomål/A 14677-2022 FSC-klagomål.docx
@@ -2539,7 +2539,7 @@
     <w:r>
       <w:tab/>
       <w:tab/>
-      <w:t>2026-10-17</w:t>
+      <w:t>2026-10-18</w:t>
       <w:br/>
       <w:br/>
     </w:r>

--- a/klagomål/A 14677-2022 FSC-klagomål.docx
+++ b/klagomål/A 14677-2022 FSC-klagomål.docx
@@ -2539,7 +2539,7 @@
     <w:r>
       <w:tab/>
       <w:tab/>
-      <w:t>2026-10-18</w:t>
+      <w:t>2026-10-19</w:t>
       <w:br/>
       <w:br/>
     </w:r>

--- a/klagomål/A 14677-2022 FSC-klagomål.docx
+++ b/klagomål/A 14677-2022 FSC-klagomål.docx
@@ -2539,7 +2539,7 @@
     <w:r>
       <w:tab/>
       <w:tab/>
-      <w:t>2026-10-19</w:t>
+      <w:t>2026-10-20</w:t>
       <w:br/>
       <w:br/>
     </w:r>

--- a/klagomål/A 14677-2022 FSC-klagomål.docx
+++ b/klagomål/A 14677-2022 FSC-klagomål.docx
@@ -2539,7 +2539,7 @@
     <w:r>
       <w:tab/>
       <w:tab/>
-      <w:t>2026-10-20</w:t>
+      <w:t>2026-10-21</w:t>
       <w:br/>
       <w:br/>
     </w:r>

--- a/klagomål/A 14677-2022 FSC-klagomål.docx
+++ b/klagomål/A 14677-2022 FSC-klagomål.docx
@@ -2539,7 +2539,7 @@
     <w:r>
       <w:tab/>
       <w:tab/>
-      <w:t>2026-10-21</w:t>
+      <w:t>2026-10-22</w:t>
       <w:br/>
       <w:br/>
     </w:r>

--- a/klagomål/A 14677-2022 FSC-klagomål.docx
+++ b/klagomål/A 14677-2022 FSC-klagomål.docx
@@ -2539,7 +2539,7 @@
     <w:r>
       <w:tab/>
       <w:tab/>
-      <w:t>2026-10-22</w:t>
+      <w:t>2026-10-23</w:t>
       <w:br/>
       <w:br/>
     </w:r>

--- a/klagomål/A 14677-2022 FSC-klagomål.docx
+++ b/klagomål/A 14677-2022 FSC-klagomål.docx
@@ -2539,7 +2539,7 @@
     <w:r>
       <w:tab/>
       <w:tab/>
-      <w:t>2026-10-23</w:t>
+      <w:t>2026-10-24</w:t>
       <w:br/>
       <w:br/>
     </w:r>

--- a/klagomål/A 14677-2022 FSC-klagomål.docx
+++ b/klagomål/A 14677-2022 FSC-klagomål.docx
@@ -2539,7 +2539,7 @@
     <w:r>
       <w:tab/>
       <w:tab/>
-      <w:t>2026-10-24</w:t>
+      <w:t>2026-10-25</w:t>
       <w:br/>
       <w:br/>
     </w:r>

--- a/klagomål/A 14677-2022 FSC-klagomål.docx
+++ b/klagomål/A 14677-2022 FSC-klagomål.docx
@@ -2539,7 +2539,7 @@
     <w:r>
       <w:tab/>
       <w:tab/>
-      <w:t>2026-10-25</w:t>
+      <w:t>2026-10-26</w:t>
       <w:br/>
       <w:br/>
     </w:r>

--- a/klagomål/A 14677-2022 FSC-klagomål.docx
+++ b/klagomål/A 14677-2022 FSC-klagomål.docx
@@ -2539,7 +2539,7 @@
     <w:r>
       <w:tab/>
       <w:tab/>
-      <w:t>2026-10-26</w:t>
+      <w:t>2026-10-27</w:t>
       <w:br/>
       <w:br/>
     </w:r>

--- a/klagomål/A 14677-2022 FSC-klagomål.docx
+++ b/klagomål/A 14677-2022 FSC-klagomål.docx
@@ -2539,7 +2539,7 @@
     <w:r>
       <w:tab/>
       <w:tab/>
-      <w:t>2026-10-27</w:t>
+      <w:t>2026-10-28</w:t>
       <w:br/>
       <w:br/>
     </w:r>

--- a/klagomål/A 14677-2022 FSC-klagomål.docx
+++ b/klagomål/A 14677-2022 FSC-klagomål.docx
@@ -2539,7 +2539,7 @@
     <w:r>
       <w:tab/>
       <w:tab/>
-      <w:t>2026-10-28</w:t>
+      <w:t>2026-10-29</w:t>
       <w:br/>
       <w:br/>
     </w:r>

--- a/klagomål/A 14677-2022 FSC-klagomål.docx
+++ b/klagomål/A 14677-2022 FSC-klagomål.docx
@@ -178,7 +178,7 @@
       <w:r>
         <w:drawing>
           <wp:inline xmlns:a="http://schemas.openxmlformats.org/drawingml/2006/main" xmlns:pic="http://schemas.openxmlformats.org/drawingml/2006/picture">
-            <wp:extent cx="5486400" cy="3904522"/>
+            <wp:extent cx="5486400" cy="3900590"/>
             <wp:docPr id="1" name="Picture 1"/>
             <wp:cNvGraphicFramePr>
               <a:graphicFrameLocks noChangeAspect="1"/>
@@ -199,7 +199,7 @@
                   <pic:spPr>
                     <a:xfrm>
                       <a:off x="0" y="0"/>
-                      <a:ext cx="5486400" cy="3904522"/>
+                      <a:ext cx="5486400" cy="3900590"/>
                     </a:xfrm>
                     <a:prstGeom prst="rect"/>
                   </pic:spPr>
@@ -2539,7 +2539,7 @@
     <w:r>
       <w:tab/>
       <w:tab/>
-      <w:t>2026-10-29</w:t>
+      <w:t>2026-10-31</w:t>
       <w:br/>
       <w:br/>
     </w:r>
